--- a/zht/docx/015.content.docx
+++ b/zht/docx/015.content.docx
@@ -150,26 +150,6 @@
           <w:lang w:val="zh_TW" w:bidi="zh_TW"/>
         </w:rPr>
         <w:t>di</w:t>
-      </w:r>
-      <w:r>
-        <w:rPr>
-          <w:lang w:val="zh_TW" w:bidi="zh_TW"/>
-        </w:rPr>
-      </w:r>
-    </w:p>
-    <w:p>
-      <w:pPr/>
-      <w:r>
-        <w:rPr>
-          <w:lang w:val="zh_TW" w:bidi="zh_TW"/>
-        </w:rPr>
-      </w:r>
-      <w:r>
-        <w:rPr>
-          <w:i/>
-          <w:lang w:val="zh_TW" w:bidi="zh_TW"/>
-        </w:rPr>
-        <w:t>敵基督, 第二次出埃及的應許, 第二聖殿重建完成</w:t>
       </w:r>
       <w:r>
         <w:rPr>

--- a/zht/docx/015.content.docx
+++ b/zht/docx/015.content.docx
@@ -19,7 +19,7 @@
         <w:rPr>
           <w:lang w:val="zh_TW" w:bidi="zh_TW"/>
         </w:rPr>
-        <w:t>Resource: Study Notes - Themes (Tyndale)</w:t>
+        <w:t>Resource: Tyndale Open Study Notes</w:t>
       </w:r>
       <w:r>
         <w:rPr>
@@ -112,7 +112,7 @@
         <w:rPr>
           <w:lang w:val="zh_TW" w:bidi="zh_TW"/>
         </w:rPr>
-        <w:t>Study Notes - Themes (Tyndale)</w:t>
+        <w:t>Tyndale Open Study Notes</w:t>
       </w:r>
     </w:p>
     <w:p>

--- a/zht/docx/015.content.docx
+++ b/zht/docx/015.content.docx
@@ -149,7 +149,7 @@
         <w:rPr>
           <w:lang w:val="zh_TW" w:bidi="zh_TW"/>
         </w:rPr>
-        <w:t>di</w:t>
+        <w:t>dui</w:t>
       </w:r>
       <w:r>
         <w:rPr>
@@ -212,7 +212,7 @@
         <w:rPr>
           <w:lang w:val="zh_TW" w:bidi="zh_TW"/>
         </w:rPr>
-        <w:t>敵基督</w:t>
+        <w:t>對彌賽亞的盼望</w:t>
       </w:r>
       <w:r>
         <w:rPr>
@@ -229,16 +229,37 @@
       </w:r>
       <w:r>
         <w:rPr>
-          <w:b/>
-          <w:lang w:val="zh_TW" w:bidi="zh_TW"/>
-        </w:rPr>
-        <w:t>敵基督</w:t>
-      </w:r>
-      <w:r>
-        <w:rPr>
-          <w:lang w:val="zh_TW" w:bidi="zh_TW"/>
-        </w:rPr>
-        <w:t>這個詞只出現在使徒約翰的書信中（</w:t>
+          <w:lang w:val="zh_TW" w:bidi="zh_TW"/>
+        </w:rPr>
+        <w:t>在公元一世紀，許多猶太人懷著盼望，期待彌賽亞（神所揀選的一位）降臨。他們認為這位拯救者將擊敗以色列的仇敵，並為神的百姓帶來和平與繁榮。</w:t>
+      </w:r>
+    </w:p>
+    <w:p>
+      <w:pPr/>
+      <w:r>
+        <w:rPr>
+          <w:lang w:val="zh_TW" w:bidi="zh_TW"/>
+        </w:rPr>
+      </w:r>
+      <w:r>
+        <w:rPr>
+          <w:lang w:val="zh_TW" w:bidi="zh_TW"/>
+        </w:rPr>
+        <w:t>「彌賽亞」這一希伯來文詞語，以及其對應的希臘文詞語「基督」，意思都是「受膏者」。這個詞源自以色列王受膏的傳統——王在登基時受到膏油膏抹，表明他是神所立的代表，要治理百姓。後來，這個詞語用來指以色列所期待那位未來的王。</w:t>
+      </w:r>
+    </w:p>
+    <w:p>
+      <w:pPr/>
+      <w:r>
+        <w:rPr>
+          <w:lang w:val="zh_TW" w:bidi="zh_TW"/>
+        </w:rPr>
+      </w:r>
+      <w:r>
+        <w:rPr>
+          <w:lang w:val="zh_TW" w:bidi="zh_TW"/>
+        </w:rPr>
+        <w:t>許多人期盼這位王出自大衛家族，恢復大衛的王朝，並在耶路撒冷以公義與公平掌權。這樣的盼望源自神在</w:t>
       </w:r>
       <w:hyperlink r:id="rId13">
         <w:r>
@@ -249,14 +270,14 @@
             <w:color w:val="0000EE"/>
             <w:u w:val="single"/>
           </w:rPr>
-          <w:t>約一2:18</w:t>
+          <w:t>撒母耳記下七章11至16節</w:t>
         </w:r>
       </w:hyperlink>
       <w:r>
         <w:rPr>
           <w:lang w:val="zh_TW" w:bidi="zh_TW"/>
         </w:rPr>
-        <w:t>、</w:t>
+        <w:t>中與大衛所立的特別協議（約）。神應許大衛，他的後裔要永遠作王。隨著以色列的國勢衰退，最終滅亡，舊約的先知預言彌賽亞要來（</w:t>
       </w:r>
       <w:hyperlink r:id="rId14">
         <w:r>
@@ -267,15 +288,9 @@
             <w:color w:val="0000EE"/>
             <w:u w:val="single"/>
           </w:rPr>
-          <w:t>22</w:t>
+          <w:t>賽9:6–7，</w:t>
         </w:r>
       </w:hyperlink>
-      <w:r>
-        <w:rPr>
-          <w:lang w:val="zh_TW" w:bidi="zh_TW"/>
-        </w:rPr>
-        <w:t>，</w:t>
-      </w:r>
       <w:hyperlink r:id="rId15">
         <w:r>
           <w:rPr>
@@ -285,7 +300,7 @@
             <w:color w:val="0000EE"/>
             <w:u w:val="single"/>
           </w:rPr>
-          <w:t>4:3</w:t>
+          <w:t>11:1–5</w:t>
         </w:r>
       </w:hyperlink>
       <w:r>
@@ -303,51 +318,9 @@
             <w:color w:val="0000EE"/>
             <w:u w:val="single"/>
           </w:rPr>
-          <w:t>約二1:7</w:t>
+          <w:t>耶23:5–6，</w:t>
         </w:r>
       </w:hyperlink>
-      <w:r>
-        <w:rPr>
-          <w:lang w:val="zh_TW" w:bidi="zh_TW"/>
-        </w:rPr>
-        <w:t>）。約翰認為歷史上會出現許多敵基督（</w:t>
-      </w:r>
-      <w:hyperlink r:id="rId13">
-        <w:r>
-          <w:rPr>
-            <w:lang w:val="zh_TW" w:bidi="zh_TW"/>
-          </w:rPr>
-          <w:rPr>
-            <w:color w:val="0000EE"/>
-            <w:u w:val="single"/>
-          </w:rPr>
-          <w:t>約一2:18</w:t>
-        </w:r>
-      </w:hyperlink>
-      <w:r>
-        <w:rPr>
-          <w:lang w:val="zh_TW" w:bidi="zh_TW"/>
-        </w:rPr>
-        <w:t>）。這些敵基督會否認耶穌的神人二性（</w:t>
-      </w:r>
-      <w:hyperlink r:id="rId14">
-        <w:r>
-          <w:rPr>
-            <w:lang w:val="zh_TW" w:bidi="zh_TW"/>
-          </w:rPr>
-          <w:rPr>
-            <w:color w:val="0000EE"/>
-            <w:u w:val="single"/>
-          </w:rPr>
-          <w:t>約一2:22</w:t>
-        </w:r>
-      </w:hyperlink>
-      <w:r>
-        <w:rPr>
-          <w:lang w:val="zh_TW" w:bidi="zh_TW"/>
-        </w:rPr>
-        <w:t>，</w:t>
-      </w:r>
       <w:hyperlink r:id="rId17">
         <w:r>
           <w:rPr>
@@ -357,7 +330,7 @@
             <w:color w:val="0000EE"/>
             <w:u w:val="single"/>
           </w:rPr>
-          <w:t>4:2–3</w:t>
+          <w:t>33:15–16</w:t>
         </w:r>
       </w:hyperlink>
       <w:r>
@@ -365,50 +338,6 @@
           <w:lang w:val="zh_TW" w:bidi="zh_TW"/>
         </w:rPr>
         <w:t>；</w:t>
-      </w:r>
-      <w:hyperlink r:id="rId16">
-        <w:r>
-          <w:rPr>
-            <w:lang w:val="zh_TW" w:bidi="zh_TW"/>
-          </w:rPr>
-          <w:rPr>
-            <w:color w:val="0000EE"/>
-            <w:u w:val="single"/>
-          </w:rPr>
-          <w:t>約二1:7</w:t>
-        </w:r>
-      </w:hyperlink>
-      <w:r>
-        <w:rPr>
-          <w:lang w:val="zh_TW" w:bidi="zh_TW"/>
-        </w:rPr>
-        <w:t>）。</w:t>
-      </w:r>
-    </w:p>
-    <w:p>
-      <w:pPr/>
-      <w:r>
-        <w:rPr>
-          <w:lang w:val="zh_TW" w:bidi="zh_TW"/>
-        </w:rPr>
-      </w:r>
-      <w:r>
-        <w:rPr>
-          <w:lang w:val="zh_TW" w:bidi="zh_TW"/>
-        </w:rPr>
-        <w:t>使徒保羅則提到「</w:t>
-      </w:r>
-      <w:r>
-        <w:rPr>
-          <w:lang w:val="zh_TW" w:bidi="zh_TW"/>
-        </w:rPr>
-        <w:t>大罪人</w:t>
-      </w:r>
-      <w:r>
-        <w:rPr>
-          <w:lang w:val="zh_TW" w:bidi="zh_TW"/>
-        </w:rPr>
-        <w:t>」將在末世出現，煽動人起來悖逆神（</w:t>
       </w:r>
       <w:hyperlink r:id="rId18">
         <w:r>
@@ -419,26 +348,14 @@
             <w:color w:val="0000EE"/>
             <w:u w:val="single"/>
           </w:rPr>
-          <w:t>帖後2:1–12</w:t>
+          <w:t>結37:24–25</w:t>
         </w:r>
       </w:hyperlink>
       <w:r>
         <w:rPr>
           <w:lang w:val="zh_TW" w:bidi="zh_TW"/>
         </w:rPr>
-        <w:t>）。這人會「</w:t>
-      </w:r>
-      <w:r>
-        <w:rPr>
-          <w:lang w:val="zh_TW" w:bidi="zh_TW"/>
-        </w:rPr>
-        <w:t>照撒但的運動</w:t>
-      </w:r>
-      <w:r>
-        <w:rPr>
-          <w:lang w:val="zh_TW" w:bidi="zh_TW"/>
-        </w:rPr>
-        <w:t>」出現，主要透過欺騙來行事。啟示錄雖未明確稱這人為「敵基督」，但這位「大罪人」如同約翰書信中的「敵基督」一樣，都是抵擋真理的。</w:t>
+        <w:t>）。這位基督將拯救神的百姓，並作為大衛的繼承者永遠掌權。</w:t>
       </w:r>
     </w:p>
     <w:p>
@@ -452,7 +369,7 @@
         <w:rPr>
           <w:lang w:val="zh_TW" w:bidi="zh_TW"/>
         </w:rPr>
-        <w:t>在</w:t>
+        <w:t>福音書作者特別強調耶穌就是那位應許的基督（例如，</w:t>
       </w:r>
       <w:hyperlink r:id="rId19">
         <w:r>
@@ -463,87 +380,14 @@
             <w:color w:val="0000EE"/>
             <w:u w:val="single"/>
           </w:rPr>
-          <w:t>啟示錄十三章</w:t>
+          <w:t>太1:21–23</w:t>
         </w:r>
       </w:hyperlink>
       <w:r>
         <w:rPr>
           <w:lang w:val="zh_TW" w:bidi="zh_TW"/>
         </w:rPr>
-        <w:t>中，那抵擋基督的靈被描繪為另一</w:t>
-      </w:r>
-      <w:r>
-        <w:rPr>
-          <w:lang w:val="zh_TW" w:bidi="zh_TW"/>
-        </w:rPr>
-        <w:t>個</w:t>
-      </w:r>
-      <w:r>
-        <w:rPr>
-          <w:lang w:val="zh_TW" w:bidi="zh_TW"/>
-        </w:rPr>
-        <w:t>「獸」，牠服事那條龍（撒但）與第一</w:t>
-      </w:r>
-      <w:r>
-        <w:rPr>
-          <w:lang w:val="zh_TW" w:bidi="zh_TW"/>
-        </w:rPr>
-        <w:t>個</w:t>
-      </w:r>
-      <w:r>
-        <w:rPr>
-          <w:lang w:val="zh_TW" w:bidi="zh_TW"/>
-        </w:rPr>
-        <w:t>獸。這個敵基督的數字666很可能代表尼祿皇帝（Emperor Nero），也可能影射多米田皇帝（Emperor Domitian，見</w:t>
-      </w:r>
-      <w:r>
-        <w:rPr>
-          <w:lang w:val="zh_TW" w:bidi="zh_TW"/>
-        </w:rPr>
-        <w:t>研讀註釋17:8</w:t>
-      </w:r>
-      <w:r>
-        <w:rPr>
-          <w:lang w:val="zh_TW" w:bidi="zh_TW"/>
-        </w:rPr>
-        <w:t>）。當時的皇帝崇拜宣稱「凱撒是主！」，這是虛假的宗教，與耶穌基督是主的宣告彼此對立。</w:t>
-      </w:r>
-    </w:p>
-    <w:p>
-      <w:pPr/>
-      <w:r>
-        <w:rPr>
-          <w:lang w:val="zh_TW" w:bidi="zh_TW"/>
-        </w:rPr>
-      </w:r>
-      <w:r>
-        <w:rPr>
-          <w:lang w:val="zh_TW" w:bidi="zh_TW"/>
-        </w:rPr>
-        <w:t>約翰是否預期有一位最終的敵基督出現，甚至超越尼祿與多米田，這點尚不確定。然而，基督徒必須認清邪惡是存在的，也要辨識出那些在人與各種權力體系中，抵擋基督的勢力。抵抗這些仇敵可能使我們面對逼迫，甚至因此喪命，但我們的盼望是在基督裡得著最終的勝利。</w:t>
-      </w:r>
-    </w:p>
-    <w:p>
-      <w:pPr/>
-      <w:r>
-        <w:rPr>
-          <w:lang w:val="zh_TW" w:bidi="zh_TW"/>
-        </w:rPr>
-      </w:r>
-      <w:r>
-        <w:rPr>
-          <w:u w:val="single"/>
-          <w:lang w:val="zh_TW" w:bidi="zh_TW"/>
-        </w:rPr>
-        <w:t>進深研究的經文段落</w:t>
-      </w:r>
-    </w:p>
-    <w:p>
-      <w:pPr/>
-      <w:r>
-        <w:rPr>
-          <w:lang w:val="zh_TW" w:bidi="zh_TW"/>
-        </w:rPr>
+        <w:t>；</w:t>
       </w:r>
       <w:hyperlink r:id="rId20">
         <w:r>
@@ -554,87 +398,9 @@
             <w:color w:val="0000EE"/>
             <w:u w:val="single"/>
           </w:rPr>
-          <w:t>帖後2:3–10</w:t>
+          <w:t>路1:32–33、</w:t>
         </w:r>
       </w:hyperlink>
-      <w:r>
-        <w:rPr>
-          <w:lang w:val="zh_TW" w:bidi="zh_TW"/>
-        </w:rPr>
-        <w:t>；</w:t>
-      </w:r>
-      <w:hyperlink r:id="rId13">
-        <w:r>
-          <w:rPr>
-            <w:lang w:val="zh_TW" w:bidi="zh_TW"/>
-          </w:rPr>
-          <w:rPr>
-            <w:color w:val="0000EE"/>
-            <w:u w:val="single"/>
-          </w:rPr>
-          <w:t>約一2:18</w:t>
-        </w:r>
-      </w:hyperlink>
-      <w:r>
-        <w:rPr>
-          <w:lang w:val="zh_TW" w:bidi="zh_TW"/>
-        </w:rPr>
-        <w:t>、</w:t>
-      </w:r>
-      <w:hyperlink r:id="rId14">
-        <w:r>
-          <w:rPr>
-            <w:lang w:val="zh_TW" w:bidi="zh_TW"/>
-          </w:rPr>
-          <w:rPr>
-            <w:color w:val="0000EE"/>
-            <w:u w:val="single"/>
-          </w:rPr>
-          <w:t>22</w:t>
-        </w:r>
-      </w:hyperlink>
-      <w:r>
-        <w:rPr>
-          <w:lang w:val="zh_TW" w:bidi="zh_TW"/>
-        </w:rPr>
-        <w:t>，</w:t>
-      </w:r>
-      <w:hyperlink r:id="rId17">
-        <w:r>
-          <w:rPr>
-            <w:lang w:val="zh_TW" w:bidi="zh_TW"/>
-          </w:rPr>
-          <w:rPr>
-            <w:color w:val="0000EE"/>
-            <w:u w:val="single"/>
-          </w:rPr>
-          <w:t>4:2–3</w:t>
-        </w:r>
-      </w:hyperlink>
-      <w:r>
-        <w:rPr>
-          <w:lang w:val="zh_TW" w:bidi="zh_TW"/>
-        </w:rPr>
-        <w:t>；</w:t>
-      </w:r>
-      <w:hyperlink r:id="rId16">
-        <w:r>
-          <w:rPr>
-            <w:lang w:val="zh_TW" w:bidi="zh_TW"/>
-          </w:rPr>
-          <w:rPr>
-            <w:color w:val="0000EE"/>
-            <w:u w:val="single"/>
-          </w:rPr>
-          <w:t>約二1:7</w:t>
-        </w:r>
-      </w:hyperlink>
-      <w:r>
-        <w:rPr>
-          <w:lang w:val="zh_TW" w:bidi="zh_TW"/>
-        </w:rPr>
-        <w:t>；</w:t>
-      </w:r>
       <w:hyperlink r:id="rId21">
         <w:r>
           <w:rPr>
@@ -644,56 +410,14 @@
             <w:color w:val="0000EE"/>
             <w:u w:val="single"/>
           </w:rPr>
-          <w:t>啟13:11</w:t>
+          <w:t>69–70</w:t>
         </w:r>
       </w:hyperlink>
       <w:r>
         <w:rPr>
           <w:lang w:val="zh_TW" w:bidi="zh_TW"/>
         </w:rPr>
-      </w:r>
-      <w:r>
-        <w:rPr>
-          <w:lang w:val="zh_TW" w:bidi="zh_TW"/>
-        </w:rPr>
-      </w:r>
-    </w:p>
-    <w:p>
-      <w:pPr/>
-      <w:r>
-        <w:rPr>
-          <w:lang w:val="zh_TW" w:bidi="zh_TW"/>
-        </w:rPr>
-      </w:r>
-    </w:p>
-    <w:p>
-      <w:pPr>
-        <w:pStyle w:val="Heading2"/>
-      </w:pPr>
-      <w:r>
-        <w:rPr>
-          <w:lang w:val="zh_TW" w:bidi="zh_TW"/>
-        </w:rPr>
-        <w:t>第二次出埃及的應許</w:t>
-      </w:r>
-      <w:r>
-        <w:rPr>
-          <w:lang w:val="zh_TW" w:bidi="zh_TW"/>
-        </w:rPr>
-      </w:r>
-    </w:p>
-    <w:p>
-      <w:pPr/>
-      <w:r>
-        <w:rPr>
-          <w:lang w:val="zh_TW" w:bidi="zh_TW"/>
-        </w:rPr>
-      </w:r>
-      <w:r>
-        <w:rPr>
-          <w:lang w:val="zh_TW" w:bidi="zh_TW"/>
-        </w:rPr>
-        <w:t>神將以色列人從巴比倫帶回他們的家園，就像祂多年前將他們從埃及帶出來一樣（</w:t>
+        <w:t>）。然而，祂成就這些應許的方式出人意料。當彼得認出耶穌是「神所立的基督」之後，耶穌就開始教導基督必須受苦的事（</w:t>
       </w:r>
       <w:hyperlink r:id="rId22">
         <w:r>
@@ -704,14 +428,14 @@
             <w:color w:val="0000EE"/>
             <w:u w:val="single"/>
           </w:rPr>
-          <w:t>賽48:20–21</w:t>
+          <w:t>路9:20–22</w:t>
         </w:r>
       </w:hyperlink>
       <w:r>
         <w:rPr>
           <w:lang w:val="zh_TW" w:bidi="zh_TW"/>
         </w:rPr>
-        <w:t>）。（第一次從埃及得拯救，稱為出埃及。）這次，以色列人離開巴比倫時需要保持潔淨，並且要慢慢行動，不要匆忙離開（</w:t>
+        <w:t>）。當耶穌最後一次靠近耶路撒冷時，群眾歡呼祂是「奉主名來的王」（</w:t>
       </w:r>
       <w:hyperlink r:id="rId23">
         <w:r>
@@ -722,7 +446,7 @@
             <w:color w:val="0000EE"/>
             <w:u w:val="single"/>
           </w:rPr>
-          <w:t>52:11</w:t>
+          <w:t>路18:36–38，</w:t>
         </w:r>
       </w:hyperlink>
       <w:hyperlink r:id="rId24">
@@ -734,28 +458,14 @@
             <w:color w:val="0000EE"/>
             <w:u w:val="single"/>
           </w:rPr>
-          <w:t>、12</w:t>
+          <w:t>19:36–38</w:t>
         </w:r>
       </w:hyperlink>
       <w:r>
         <w:rPr>
           <w:lang w:val="zh_TW" w:bidi="zh_TW"/>
         </w:rPr>
-        <w:t>）。</w:t>
-      </w:r>
-    </w:p>
-    <w:p>
-      <w:pPr/>
-      <w:r>
-        <w:rPr>
-          <w:lang w:val="zh_TW" w:bidi="zh_TW"/>
-        </w:rPr>
-      </w:r>
-      <w:r>
-        <w:rPr>
-          <w:lang w:val="zh_TW" w:bidi="zh_TW"/>
-        </w:rPr>
-        <w:t>被擄的經歷和旅程可比作主在曠野中的拯救（見</w:t>
+        <w:t>）。但不久之後，這些人卻轉而拒絕祂（</w:t>
       </w:r>
       <w:hyperlink r:id="rId25">
         <w:r>
@@ -766,32 +476,26 @@
             <w:color w:val="0000EE"/>
             <w:u w:val="single"/>
           </w:rPr>
-          <w:t>賽35:1</w:t>
+          <w:t>路22:66–71</w:t>
         </w:r>
       </w:hyperlink>
       <w:r>
         <w:rPr>
           <w:lang w:val="zh_TW" w:bidi="zh_TW"/>
         </w:rPr>
-        <w:t>）：</w:t>
-      </w:r>
-    </w:p>
-    <w:p>
-      <w:pPr>
-        <w:pStyle w:val="ListBullet"/>
-        <w:spacing w:line="240" w:lineRule="auto"/>
-        <w:ind w:left="720"/>
-      </w:pPr>
-      <w:r>
-        <w:rPr>
-          <w:lang w:val="zh_TW" w:bidi="zh_TW"/>
-        </w:rPr>
-      </w:r>
-      <w:r>
-        <w:rPr>
-          <w:lang w:val="zh_TW" w:bidi="zh_TW"/>
-        </w:rPr>
-        <w:t>祂在曠野中開道路，將其變成有水、植物和動物的地方（</w:t>
+        <w:t>），並將祂釘在十字架上，</w:t>
+      </w:r>
+      <w:r>
+        <w:rPr>
+          <w:lang w:val="zh_TW" w:bidi="zh_TW"/>
+        </w:rPr>
+        <w:t>嗤笑</w:t>
+      </w:r>
+      <w:r>
+        <w:rPr>
+          <w:lang w:val="zh_TW" w:bidi="zh_TW"/>
+        </w:rPr>
+        <w:t>祂為「猶太人的王」與「基督，神所揀選的」（</w:t>
       </w:r>
       <w:hyperlink r:id="rId26">
         <w:r>
@@ -802,7 +506,7 @@
             <w:color w:val="0000EE"/>
             <w:u w:val="single"/>
           </w:rPr>
-          <w:t>賽43:19–20</w:t>
+          <w:t>路23:35–39</w:t>
         </w:r>
       </w:hyperlink>
       <w:r>
@@ -813,21 +517,17 @@
       </w:r>
     </w:p>
     <w:p>
-      <w:pPr>
-        <w:pStyle w:val="ListBullet"/>
-        <w:spacing w:line="240" w:lineRule="auto"/>
-        <w:ind w:left="720"/>
-      </w:pPr>
-      <w:r>
-        <w:rPr>
-          <w:lang w:val="zh_TW" w:bidi="zh_TW"/>
-        </w:rPr>
-      </w:r>
-      <w:r>
-        <w:rPr>
-          <w:lang w:val="zh_TW" w:bidi="zh_TW"/>
-        </w:rPr>
-        <w:t>祂移除阻礙（</w:t>
+      <w:pPr/>
+      <w:r>
+        <w:rPr>
+          <w:lang w:val="zh_TW" w:bidi="zh_TW"/>
+        </w:rPr>
+      </w:r>
+      <w:r>
+        <w:rPr>
+          <w:lang w:val="zh_TW" w:bidi="zh_TW"/>
+        </w:rPr>
+        <w:t>正如耶穌所預言，祂在第三天從死裡復活了。祂向門徒顯現時解釋說，聖經早已預言基督（或彌賽亞）必須「這樣受害，又進入他的榮耀」（</w:t>
       </w:r>
       <w:hyperlink r:id="rId27">
         <w:r>
@@ -838,14 +538,14 @@
             <w:color w:val="0000EE"/>
             <w:u w:val="single"/>
           </w:rPr>
-          <w:t>42:16</w:t>
+          <w:t>路24:26</w:t>
         </w:r>
       </w:hyperlink>
       <w:r>
         <w:rPr>
           <w:lang w:val="zh_TW" w:bidi="zh_TW"/>
         </w:rPr>
-        <w:t>，</w:t>
+        <w:t>）。耶穌的死與復活，證實祂真是那位基督。祂的死帶來「悔改、赦罪」（</w:t>
       </w:r>
       <w:hyperlink r:id="rId28">
         <w:r>
@@ -856,7 +556,7 @@
             <w:color w:val="0000EE"/>
             <w:u w:val="single"/>
           </w:rPr>
-          <w:t>49:11</w:t>
+          <w:t>24:46–47</w:t>
         </w:r>
       </w:hyperlink>
       <w:r>
@@ -867,23 +567,28 @@
       </w:r>
     </w:p>
     <w:p>
-      <w:pPr>
-        <w:pStyle w:val="ListBullet"/>
-        <w:spacing w:line="240" w:lineRule="auto"/>
-        <w:ind w:left="720"/>
-      </w:pPr>
-      <w:r>
-        <w:rPr>
-          <w:lang w:val="zh_TW" w:bidi="zh_TW"/>
-        </w:rPr>
-      </w:r>
-      <w:r>
-        <w:rPr>
-          <w:lang w:val="zh_TW" w:bidi="zh_TW"/>
-        </w:rPr>
-        <w:t>祂引導祂的人民（</w:t>
-      </w:r>
-      <w:hyperlink r:id="rId27">
+      <w:pPr/>
+      <w:r>
+        <w:rPr>
+          <w:lang w:val="zh_TW" w:bidi="zh_TW"/>
+        </w:rPr>
+      </w:r>
+      <w:r>
+        <w:rPr>
+          <w:u w:val="single"/>
+          <w:lang w:val="zh_TW" w:bidi="zh_TW"/>
+        </w:rPr>
+        <w:t>進深研究的經文段落</w:t>
+      </w:r>
+    </w:p>
+    <w:p>
+      <w:pPr/>
+      <w:r>
+        <w:rPr>
+          <w:lang w:val="zh_TW" w:bidi="zh_TW"/>
+        </w:rPr>
+      </w:r>
+      <w:hyperlink r:id="rId13">
         <w:r>
           <w:rPr>
             <w:lang w:val="zh_TW" w:bidi="zh_TW"/>
@@ -892,14 +597,92 @@
             <w:color w:val="0000EE"/>
             <w:u w:val="single"/>
           </w:rPr>
-          <w:t>42:16</w:t>
+          <w:t>撒下7:11–16</w:t>
         </w:r>
       </w:hyperlink>
       <w:r>
         <w:rPr>
           <w:lang w:val="zh_TW" w:bidi="zh_TW"/>
         </w:rPr>
-        <w:t>，</w:t>
+        <w:t>；</w:t>
+      </w:r>
+      <w:hyperlink r:id="rId14">
+        <w:r>
+          <w:rPr>
+            <w:lang w:val="zh_TW" w:bidi="zh_TW"/>
+          </w:rPr>
+          <w:rPr>
+            <w:color w:val="0000EE"/>
+            <w:u w:val="single"/>
+          </w:rPr>
+          <w:t>賽9:6–7，</w:t>
+        </w:r>
+      </w:hyperlink>
+      <w:hyperlink r:id="rId15">
+        <w:r>
+          <w:rPr>
+            <w:lang w:val="zh_TW" w:bidi="zh_TW"/>
+          </w:rPr>
+          <w:rPr>
+            <w:color w:val="0000EE"/>
+            <w:u w:val="single"/>
+          </w:rPr>
+          <w:t>11:1–5</w:t>
+        </w:r>
+      </w:hyperlink>
+      <w:r>
+        <w:rPr>
+          <w:lang w:val="zh_TW" w:bidi="zh_TW"/>
+        </w:rPr>
+        <w:t>；</w:t>
+      </w:r>
+      <w:hyperlink r:id="rId16">
+        <w:r>
+          <w:rPr>
+            <w:lang w:val="zh_TW" w:bidi="zh_TW"/>
+          </w:rPr>
+          <w:rPr>
+            <w:color w:val="0000EE"/>
+            <w:u w:val="single"/>
+          </w:rPr>
+          <w:t>耶23:5–6，</w:t>
+        </w:r>
+      </w:hyperlink>
+      <w:hyperlink r:id="rId17">
+        <w:r>
+          <w:rPr>
+            <w:lang w:val="zh_TW" w:bidi="zh_TW"/>
+          </w:rPr>
+          <w:rPr>
+            <w:color w:val="0000EE"/>
+            <w:u w:val="single"/>
+          </w:rPr>
+          <w:t>33:15–16</w:t>
+        </w:r>
+      </w:hyperlink>
+      <w:r>
+        <w:rPr>
+          <w:lang w:val="zh_TW" w:bidi="zh_TW"/>
+        </w:rPr>
+        <w:t>；</w:t>
+      </w:r>
+      <w:hyperlink r:id="rId18">
+        <w:r>
+          <w:rPr>
+            <w:lang w:val="zh_TW" w:bidi="zh_TW"/>
+          </w:rPr>
+          <w:rPr>
+            <w:color w:val="0000EE"/>
+            <w:u w:val="single"/>
+          </w:rPr>
+          <w:t>結37:24–25</w:t>
+        </w:r>
+      </w:hyperlink>
+      <w:r>
+        <w:rPr>
+          <w:lang w:val="zh_TW" w:bidi="zh_TW"/>
+        </w:rPr>
+        <w:t>；</w:t>
       </w:r>
       <w:hyperlink r:id="rId29">
         <w:r>
@@ -910,15 +693,9 @@
             <w:color w:val="0000EE"/>
             <w:u w:val="single"/>
           </w:rPr>
-          <w:t>58:11</w:t>
+          <w:t>路2:25–32，</w:t>
         </w:r>
       </w:hyperlink>
-      <w:r>
-        <w:rPr>
-          <w:lang w:val="zh_TW" w:bidi="zh_TW"/>
-        </w:rPr>
-        <w:t>，</w:t>
-      </w:r>
       <w:hyperlink r:id="rId30">
         <w:r>
           <w:rPr>
@@ -928,869 +705,7 @@
             <w:color w:val="0000EE"/>
             <w:u w:val="single"/>
           </w:rPr>
-          <w:t>63:13</w:t>
-        </w:r>
-      </w:hyperlink>
-      <w:r>
-        <w:rPr>
-          <w:lang w:val="zh_TW" w:bidi="zh_TW"/>
-        </w:rPr>
-        <w:t>）。</w:t>
-      </w:r>
-    </w:p>
-    <w:p>
-      <w:pPr>
-        <w:pStyle w:val="ListBullet"/>
-        <w:spacing w:line="240" w:lineRule="auto"/>
-        <w:ind w:left="720"/>
-      </w:pPr>
-      <w:r>
-        <w:rPr>
-          <w:lang w:val="zh_TW" w:bidi="zh_TW"/>
-        </w:rPr>
-      </w:r>
-      <w:r>
-        <w:rPr>
-          <w:lang w:val="zh_TW" w:bidi="zh_TW"/>
-        </w:rPr>
-        <w:t>祂餵養他們（</w:t>
-      </w:r>
-      <w:hyperlink r:id="rId31">
-        <w:r>
-          <w:rPr>
-            <w:lang w:val="zh_TW" w:bidi="zh_TW"/>
-          </w:rPr>
-          <w:rPr>
-            <w:color w:val="0000EE"/>
-            <w:u w:val="single"/>
-          </w:rPr>
-          <w:t>49:10</w:t>
-        </w:r>
-      </w:hyperlink>
-      <w:r>
-        <w:rPr>
-          <w:lang w:val="zh_TW" w:bidi="zh_TW"/>
-        </w:rPr>
-        <w:t>）。</w:t>
-      </w:r>
-    </w:p>
-    <w:p>
-      <w:pPr>
-        <w:pStyle w:val="ListBullet"/>
-        <w:spacing w:line="240" w:lineRule="auto"/>
-        <w:ind w:left="720"/>
-      </w:pPr>
-      <w:r>
-        <w:rPr>
-          <w:lang w:val="zh_TW" w:bidi="zh_TW"/>
-        </w:rPr>
-      </w:r>
-      <w:r>
-        <w:rPr>
-          <w:lang w:val="zh_TW" w:bidi="zh_TW"/>
-        </w:rPr>
-        <w:t>祂保護他們免受炎熱（</w:t>
-      </w:r>
-      <w:hyperlink r:id="rId31">
-        <w:r>
-          <w:rPr>
-            <w:lang w:val="zh_TW" w:bidi="zh_TW"/>
-          </w:rPr>
-          <w:rPr>
-            <w:color w:val="0000EE"/>
-            <w:u w:val="single"/>
-          </w:rPr>
-          <w:t>49:10</w:t>
-        </w:r>
-      </w:hyperlink>
-      <w:r>
-        <w:rPr>
-          <w:lang w:val="zh_TW" w:bidi="zh_TW"/>
-        </w:rPr>
-        <w:t>）。</w:t>
-      </w:r>
-    </w:p>
-    <w:p>
-      <w:pPr>
-        <w:pStyle w:val="ListBullet"/>
-        <w:spacing w:line="240" w:lineRule="auto"/>
-        <w:ind w:left="720"/>
-      </w:pPr>
-      <w:r>
-        <w:rPr>
-          <w:lang w:val="zh_TW" w:bidi="zh_TW"/>
-        </w:rPr>
-      </w:r>
-      <w:r>
-        <w:rPr>
-          <w:lang w:val="zh_TW" w:bidi="zh_TW"/>
-        </w:rPr>
-        <w:t>祂賜給他們力量 （</w:t>
-      </w:r>
-      <w:hyperlink r:id="rId29">
-        <w:r>
-          <w:rPr>
-            <w:lang w:val="zh_TW" w:bidi="zh_TW"/>
-          </w:rPr>
-          <w:rPr>
-            <w:color w:val="0000EE"/>
-            <w:u w:val="single"/>
-          </w:rPr>
-          <w:t>58:11</w:t>
-        </w:r>
-      </w:hyperlink>
-      <w:r>
-        <w:rPr>
-          <w:lang w:val="zh_TW" w:bidi="zh_TW"/>
-        </w:rPr>
-        <w:t>）。</w:t>
-      </w:r>
-    </w:p>
-    <w:p>
-      <w:pPr>
-        <w:pStyle w:val="ListBullet"/>
-        <w:spacing w:line="240" w:lineRule="auto"/>
-        <w:ind w:left="720"/>
-      </w:pPr>
-      <w:r>
-        <w:rPr>
-          <w:lang w:val="zh_TW" w:bidi="zh_TW"/>
-        </w:rPr>
-      </w:r>
-      <w:r>
-        <w:rPr>
-          <w:lang w:val="zh_TW" w:bidi="zh_TW"/>
-        </w:rPr>
-        <w:t>祂將他們的悲傷轉為極大的喜樂 （</w:t>
-      </w:r>
-      <w:hyperlink r:id="rId32">
-        <w:r>
-          <w:rPr>
-            <w:lang w:val="zh_TW" w:bidi="zh_TW"/>
-          </w:rPr>
-          <w:rPr>
-            <w:color w:val="0000EE"/>
-            <w:u w:val="single"/>
-          </w:rPr>
-          <w:t>51:3</w:t>
-        </w:r>
-      </w:hyperlink>
-      <w:r>
-        <w:rPr>
-          <w:lang w:val="zh_TW" w:bidi="zh_TW"/>
-        </w:rPr>
-        <w:t>）。</w:t>
-      </w:r>
-    </w:p>
-    <w:p>
-      <w:pPr>
-        <w:pStyle w:val="ListBullet"/>
-        <w:spacing w:line="240" w:lineRule="auto"/>
-        <w:ind w:left="720"/>
-      </w:pPr>
-      <w:r>
-        <w:rPr>
-          <w:lang w:val="zh_TW" w:bidi="zh_TW"/>
-        </w:rPr>
-      </w:r>
-      <w:r>
-        <w:rPr>
-          <w:lang w:val="zh_TW" w:bidi="zh_TW"/>
-        </w:rPr>
-        <w:t>祂將祂的靈澆灌在他們身上（</w:t>
-      </w:r>
-      <w:hyperlink r:id="rId33">
-        <w:r>
-          <w:rPr>
-            <w:lang w:val="zh_TW" w:bidi="zh_TW"/>
-          </w:rPr>
-          <w:rPr>
-            <w:color w:val="0000EE"/>
-            <w:u w:val="single"/>
-          </w:rPr>
-          <w:t>44:3–4</w:t>
-        </w:r>
-      </w:hyperlink>
-      <w:r>
-        <w:rPr>
-          <w:lang w:val="zh_TW" w:bidi="zh_TW"/>
-        </w:rPr>
-        <w:t>）。</w:t>
-      </w:r>
-    </w:p>
-    <w:p>
-      <w:pPr/>
-      <w:r>
-        <w:rPr>
-          <w:lang w:val="zh_TW" w:bidi="zh_TW"/>
-        </w:rPr>
-      </w:r>
-      <w:r>
-        <w:rPr>
-          <w:lang w:val="zh_TW" w:bidi="zh_TW"/>
-        </w:rPr>
-        <w:t>基督徒也經歷一次「出埃及」。他們藉著耶穌的死亡和復活擺脫罪惡和死亡。聖靈幫助基督徒擁有新的生命。在等待祂的國度完全降臨時，他們喜樂事奉神。</w:t>
-      </w:r>
-    </w:p>
-    <w:p>
-      <w:pPr/>
-      <w:r>
-        <w:rPr>
-          <w:lang w:val="zh_TW" w:bidi="zh_TW"/>
-        </w:rPr>
-      </w:r>
-      <w:r>
-        <w:rPr>
-          <w:u w:val="single"/>
-          <w:lang w:val="zh_TW" w:bidi="zh_TW"/>
-        </w:rPr>
-        <w:t>進深研究的經文段落</w:t>
-      </w:r>
-    </w:p>
-    <w:p>
-      <w:pPr/>
-      <w:r>
-        <w:rPr>
-          <w:lang w:val="zh_TW" w:bidi="zh_TW"/>
-        </w:rPr>
-      </w:r>
-      <w:hyperlink r:id="rId34">
-        <w:r>
-          <w:rPr>
-            <w:lang w:val="zh_TW" w:bidi="zh_TW"/>
-          </w:rPr>
-          <w:rPr>
-            <w:color w:val="0000EE"/>
-            <w:u w:val="single"/>
-          </w:rPr>
-          <w:t>賽35:8–10</w:t>
-        </w:r>
-      </w:hyperlink>
-      <w:r>
-        <w:rPr>
-          <w:lang w:val="zh_TW" w:bidi="zh_TW"/>
-        </w:rPr>
-        <w:t>，</w:t>
-      </w:r>
-      <w:hyperlink r:id="rId35">
-        <w:r>
-          <w:rPr>
-            <w:lang w:val="zh_TW" w:bidi="zh_TW"/>
-          </w:rPr>
-          <w:rPr>
-            <w:color w:val="0000EE"/>
-            <w:u w:val="single"/>
-          </w:rPr>
-          <w:t>42:14–16</w:t>
-        </w:r>
-      </w:hyperlink>
-      <w:r>
-        <w:rPr>
-          <w:lang w:val="zh_TW" w:bidi="zh_TW"/>
-        </w:rPr>
-        <w:t>，</w:t>
-      </w:r>
-      <w:hyperlink r:id="rId36">
-        <w:r>
-          <w:rPr>
-            <w:lang w:val="zh_TW" w:bidi="zh_TW"/>
-          </w:rPr>
-          <w:rPr>
-            <w:color w:val="0000EE"/>
-            <w:u w:val="single"/>
-          </w:rPr>
-          <w:t>43:18–21</w:t>
-        </w:r>
-      </w:hyperlink>
-      <w:r>
-        <w:rPr>
-          <w:lang w:val="zh_TW" w:bidi="zh_TW"/>
-        </w:rPr>
-        <w:t>，</w:t>
-      </w:r>
-      <w:hyperlink r:id="rId33">
-        <w:r>
-          <w:rPr>
-            <w:lang w:val="zh_TW" w:bidi="zh_TW"/>
-          </w:rPr>
-          <w:rPr>
-            <w:color w:val="0000EE"/>
-            <w:u w:val="single"/>
-          </w:rPr>
-          <w:t>44:3–4</w:t>
-        </w:r>
-      </w:hyperlink>
-      <w:r>
-        <w:rPr>
-          <w:lang w:val="zh_TW" w:bidi="zh_TW"/>
-        </w:rPr>
-        <w:t>，</w:t>
-      </w:r>
-      <w:hyperlink r:id="rId22">
-        <w:r>
-          <w:rPr>
-            <w:lang w:val="zh_TW" w:bidi="zh_TW"/>
-          </w:rPr>
-          <w:rPr>
-            <w:color w:val="0000EE"/>
-            <w:u w:val="single"/>
-          </w:rPr>
-          <w:t>48:20–21</w:t>
-        </w:r>
-      </w:hyperlink>
-      <w:r>
-        <w:rPr>
-          <w:lang w:val="zh_TW" w:bidi="zh_TW"/>
-        </w:rPr>
-        <w:t>，</w:t>
-      </w:r>
-      <w:hyperlink r:id="rId37">
-        <w:r>
-          <w:rPr>
-            <w:lang w:val="zh_TW" w:bidi="zh_TW"/>
-          </w:rPr>
-          <w:rPr>
-            <w:color w:val="0000EE"/>
-            <w:u w:val="single"/>
-          </w:rPr>
-          <w:t>49:9–12</w:t>
-        </w:r>
-      </w:hyperlink>
-      <w:r>
-        <w:rPr>
-          <w:lang w:val="zh_TW" w:bidi="zh_TW"/>
-        </w:rPr>
-        <w:t>，</w:t>
-      </w:r>
-      <w:hyperlink r:id="rId38">
-        <w:r>
-          <w:rPr>
-            <w:lang w:val="zh_TW" w:bidi="zh_TW"/>
-          </w:rPr>
-          <w:rPr>
-            <w:color w:val="0000EE"/>
-            <w:u w:val="single"/>
-          </w:rPr>
-          <w:t>52:11–12</w:t>
-        </w:r>
-      </w:hyperlink>
-      <w:r>
-        <w:rPr>
-          <w:lang w:val="zh_TW" w:bidi="zh_TW"/>
-        </w:rPr>
-        <w:t>，</w:t>
-      </w:r>
-      <w:hyperlink r:id="rId39">
-        <w:r>
-          <w:rPr>
-            <w:lang w:val="zh_TW" w:bidi="zh_TW"/>
-          </w:rPr>
-          <w:rPr>
-            <w:color w:val="0000EE"/>
-            <w:u w:val="single"/>
-          </w:rPr>
-          <w:t>58:8–12</w:t>
-        </w:r>
-      </w:hyperlink>
-      <w:r>
-        <w:rPr>
-          <w:lang w:val="zh_TW" w:bidi="zh_TW"/>
-        </w:rPr>
-        <w:t>；</w:t>
-      </w:r>
-      <w:hyperlink r:id="rId40">
-        <w:r>
-          <w:rPr>
-            <w:lang w:val="zh_TW" w:bidi="zh_TW"/>
-          </w:rPr>
-          <w:rPr>
-            <w:color w:val="0000EE"/>
-            <w:u w:val="single"/>
-          </w:rPr>
-          <w:t>耶31:2–17</w:t>
-        </w:r>
-      </w:hyperlink>
-      <w:r>
-        <w:rPr>
-          <w:lang w:val="zh_TW" w:bidi="zh_TW"/>
-        </w:rPr>
-        <w:t>；</w:t>
-      </w:r>
-      <w:hyperlink r:id="rId41">
-        <w:r>
-          <w:rPr>
-            <w:lang w:val="zh_TW" w:bidi="zh_TW"/>
-          </w:rPr>
-          <w:rPr>
-            <w:color w:val="0000EE"/>
-            <w:u w:val="single"/>
-          </w:rPr>
-          <w:t>珥3:17–21</w:t>
-        </w:r>
-      </w:hyperlink>
-      <w:r>
-        <w:rPr>
-          <w:lang w:val="zh_TW" w:bidi="zh_TW"/>
-        </w:rPr>
-        <w:t>；</w:t>
-      </w:r>
-      <w:hyperlink r:id="rId42">
-        <w:r>
-          <w:rPr>
-            <w:lang w:val="zh_TW" w:bidi="zh_TW"/>
-          </w:rPr>
-          <w:rPr>
-            <w:color w:val="0000EE"/>
-            <w:u w:val="single"/>
-          </w:rPr>
-          <w:t>路1:78–79</w:t>
-        </w:r>
-      </w:hyperlink>
-      <w:r>
-        <w:rPr>
-          <w:lang w:val="zh_TW" w:bidi="zh_TW"/>
-        </w:rPr>
-        <w:t>；</w:t>
-      </w:r>
-      <w:hyperlink r:id="rId43">
-        <w:r>
-          <w:rPr>
-            <w:lang w:val="zh_TW" w:bidi="zh_TW"/>
-          </w:rPr>
-          <w:rPr>
-            <w:color w:val="0000EE"/>
-            <w:u w:val="single"/>
-          </w:rPr>
-          <w:t>約7:38</w:t>
-        </w:r>
-      </w:hyperlink>
-      <w:r>
-        <w:rPr>
-          <w:lang w:val="zh_TW" w:bidi="zh_TW"/>
-        </w:rPr>
-        <w:t>，</w:t>
-      </w:r>
-      <w:hyperlink r:id="rId44">
-        <w:r>
-          <w:rPr>
-            <w:lang w:val="zh_TW" w:bidi="zh_TW"/>
-          </w:rPr>
-          <w:rPr>
-            <w:color w:val="0000EE"/>
-            <w:u w:val="single"/>
-          </w:rPr>
-          <w:t>15:19</w:t>
-        </w:r>
-      </w:hyperlink>
-      <w:r>
-        <w:rPr>
-          <w:lang w:val="zh_TW" w:bidi="zh_TW"/>
-        </w:rPr>
-        <w:t>；</w:t>
-      </w:r>
-      <w:hyperlink r:id="rId45">
-        <w:r>
-          <w:rPr>
-            <w:lang w:val="zh_TW" w:bidi="zh_TW"/>
-          </w:rPr>
-          <w:rPr>
-            <w:color w:val="0000EE"/>
-            <w:u w:val="single"/>
-          </w:rPr>
-          <w:t>林後5:17</w:t>
-        </w:r>
-      </w:hyperlink>
-      <w:r>
-        <w:rPr>
-          <w:lang w:val="zh_TW" w:bidi="zh_TW"/>
-        </w:rPr>
-        <w:t>，</w:t>
-      </w:r>
-      <w:hyperlink r:id="rId46">
-        <w:r>
-          <w:rPr>
-            <w:lang w:val="zh_TW" w:bidi="zh_TW"/>
-          </w:rPr>
-          <w:rPr>
-            <w:color w:val="0000EE"/>
-            <w:u w:val="single"/>
-          </w:rPr>
-          <w:t>6:17–18</w:t>
-        </w:r>
-      </w:hyperlink>
-      <w:r>
-        <w:rPr>
-          <w:lang w:val="zh_TW" w:bidi="zh_TW"/>
-        </w:rPr>
-        <w:t>；</w:t>
-      </w:r>
-      <w:hyperlink r:id="rId47">
-        <w:r>
-          <w:rPr>
-            <w:lang w:val="zh_TW" w:bidi="zh_TW"/>
-          </w:rPr>
-          <w:rPr>
-            <w:color w:val="0000EE"/>
-            <w:u w:val="single"/>
-          </w:rPr>
-          <w:t>弗5:8</w:t>
-        </w:r>
-      </w:hyperlink>
-      <w:r>
-        <w:rPr>
-          <w:lang w:val="zh_TW" w:bidi="zh_TW"/>
-        </w:rPr>
-        <w:t>；</w:t>
-      </w:r>
-      <w:hyperlink r:id="rId48">
-        <w:r>
-          <w:rPr>
-            <w:lang w:val="zh_TW" w:bidi="zh_TW"/>
-          </w:rPr>
-          <w:rPr>
-            <w:color w:val="0000EE"/>
-            <w:u w:val="single"/>
-          </w:rPr>
-          <w:t>西1:13</w:t>
-        </w:r>
-      </w:hyperlink>
-      <w:r>
-        <w:rPr>
-          <w:lang w:val="zh_TW" w:bidi="zh_TW"/>
-        </w:rPr>
-        <w:t>；</w:t>
-      </w:r>
-      <w:hyperlink r:id="rId49">
-        <w:r>
-          <w:rPr>
-            <w:lang w:val="zh_TW" w:bidi="zh_TW"/>
-          </w:rPr>
-          <w:rPr>
-            <w:color w:val="0000EE"/>
-            <w:u w:val="single"/>
-          </w:rPr>
-          <w:t>來13:12–14</w:t>
-        </w:r>
-      </w:hyperlink>
-      <w:r>
-        <w:rPr>
-          <w:lang w:val="zh_TW" w:bidi="zh_TW"/>
-        </w:rPr>
-        <w:t>；</w:t>
-      </w:r>
-      <w:hyperlink r:id="rId50">
-        <w:r>
-          <w:rPr>
-            <w:lang w:val="zh_TW" w:bidi="zh_TW"/>
-          </w:rPr>
-          <w:rPr>
-            <w:color w:val="0000EE"/>
-            <w:u w:val="single"/>
-          </w:rPr>
-          <w:t>啟7:16</w:t>
-        </w:r>
-      </w:hyperlink>
-      <w:r>
-        <w:rPr>
-          <w:lang w:val="zh_TW" w:bidi="zh_TW"/>
-        </w:rPr>
-      </w:r>
-      <w:r>
-        <w:rPr>
-          <w:lang w:val="zh_TW" w:bidi="zh_TW"/>
-        </w:rPr>
-      </w:r>
-    </w:p>
-    <w:p>
-      <w:pPr/>
-      <w:r>
-        <w:rPr>
-          <w:lang w:val="zh_TW" w:bidi="zh_TW"/>
-        </w:rPr>
-      </w:r>
-    </w:p>
-    <w:p>
-      <w:pPr>
-        <w:pStyle w:val="Heading2"/>
-      </w:pPr>
-      <w:r>
-        <w:rPr>
-          <w:lang w:val="zh_TW" w:bidi="zh_TW"/>
-        </w:rPr>
-        <w:t>第二聖殿重建完成</w:t>
-      </w:r>
-      <w:r>
-        <w:rPr>
-          <w:lang w:val="zh_TW" w:bidi="zh_TW"/>
-        </w:rPr>
-      </w:r>
-    </w:p>
-    <w:p>
-      <w:pPr/>
-      <w:r>
-        <w:rPr>
-          <w:lang w:val="zh_TW" w:bidi="zh_TW"/>
-        </w:rPr>
-      </w:r>
-      <w:r>
-        <w:rPr>
-          <w:lang w:val="zh_TW" w:bidi="zh_TW"/>
-        </w:rPr>
-        <w:t>公元前515年3月12日，以色列人從巴比倫被擄歸回後，為第二聖殿舉行獻殿禮，這是他們歸回後的一件大事。他們如今可以像被擄前的祖先一樣敬拜讚美神。這座新殿使他們能遵行與神立約中當行的事。大祭司可以每年一次在贖罪日進入至聖所，為全國的罪灑血。經過七十年與神隔絕，如今神使祂與百姓的約重新恢復。</w:t>
-      </w:r>
-    </w:p>
-    <w:p>
-      <w:pPr/>
-      <w:r>
-        <w:rPr>
-          <w:lang w:val="zh_TW" w:bidi="zh_TW"/>
-        </w:rPr>
-      </w:r>
-      <w:r>
-        <w:rPr>
-          <w:lang w:val="zh_TW" w:bidi="zh_TW"/>
-        </w:rPr>
-        <w:t>這場喜樂的獻殿盛事並非毫無挑戰。在神的幫助下，被擄歸回的以色列人克服了來自當地居民與波斯官員長達十六年的攔阻。儘管敵人試圖使他們灰心喪志，以色列人仍重新建造了聖殿。他們憑著耐心、堅持不懈與先知所帶來的勸勉，重新恢復對神的敬拜（</w:t>
-      </w:r>
-      <w:hyperlink r:id="rId51">
-        <w:r>
-          <w:rPr>
-            <w:lang w:val="zh_TW" w:bidi="zh_TW"/>
-          </w:rPr>
-          <w:rPr>
-            <w:color w:val="0000EE"/>
-            <w:u w:val="single"/>
-          </w:rPr>
-          <w:t>拉5:1–5，</w:t>
-        </w:r>
-      </w:hyperlink>
-      <w:hyperlink r:id="rId52">
-        <w:r>
-          <w:rPr>
-            <w:lang w:val="zh_TW" w:bidi="zh_TW"/>
-          </w:rPr>
-          <w:rPr>
-            <w:color w:val="0000EE"/>
-            <w:u w:val="single"/>
-          </w:rPr>
-          <w:t>6:14</w:t>
-        </w:r>
-      </w:hyperlink>
-      <w:r>
-        <w:rPr>
-          <w:lang w:val="zh_TW" w:bidi="zh_TW"/>
-        </w:rPr>
-        <w:t>）。</w:t>
-      </w:r>
-    </w:p>
-    <w:p>
-      <w:pPr/>
-      <w:r>
-        <w:rPr>
-          <w:lang w:val="zh_TW" w:bidi="zh_TW"/>
-        </w:rPr>
-      </w:r>
-      <w:r>
-        <w:rPr>
-          <w:lang w:val="zh_TW" w:bidi="zh_TW"/>
-        </w:rPr>
-        <w:t>這次獻殿顯明：神能藉著一小群專心討祂喜悅、信靠祂供應的人來成就祂的旨意和應許（見</w:t>
-      </w:r>
-      <w:hyperlink r:id="rId53">
-        <w:r>
-          <w:rPr>
-            <w:lang w:val="zh_TW" w:bidi="zh_TW"/>
-          </w:rPr>
-          <w:rPr>
-            <w:color w:val="0000EE"/>
-            <w:u w:val="single"/>
-          </w:rPr>
-          <w:t>該2:6–9</w:t>
-        </w:r>
-      </w:hyperlink>
-      <w:r>
-        <w:rPr>
-          <w:lang w:val="zh_TW" w:bidi="zh_TW"/>
-        </w:rPr>
-        <w:t>）。這些人不因資源有限而擔憂，反而信靠神的預備，立志尊榮神並持守與祂的關係。神也藉此顯出祂掌管列國，並能感動君王的心，成就祂的計劃（</w:t>
-      </w:r>
-      <w:hyperlink r:id="rId54">
-        <w:r>
-          <w:rPr>
-            <w:lang w:val="zh_TW" w:bidi="zh_TW"/>
-          </w:rPr>
-          <w:rPr>
-            <w:color w:val="0000EE"/>
-            <w:u w:val="single"/>
-          </w:rPr>
-          <w:t>拉5:5，</w:t>
-        </w:r>
-      </w:hyperlink>
-      <w:hyperlink r:id="rId55">
-        <w:r>
-          <w:rPr>
-            <w:lang w:val="zh_TW" w:bidi="zh_TW"/>
-          </w:rPr>
-          <w:rPr>
-            <w:color w:val="0000EE"/>
-            <w:u w:val="single"/>
-          </w:rPr>
-          <w:t>6:6–12、</w:t>
-        </w:r>
-      </w:hyperlink>
-      <w:hyperlink r:id="rId56">
-        <w:r>
-          <w:rPr>
-            <w:lang w:val="zh_TW" w:bidi="zh_TW"/>
-          </w:rPr>
-          <w:rPr>
-            <w:color w:val="0000EE"/>
-            <w:u w:val="single"/>
-          </w:rPr>
-          <w:t>22</w:t>
-        </w:r>
-      </w:hyperlink>
-      <w:r>
-        <w:rPr>
-          <w:lang w:val="zh_TW" w:bidi="zh_TW"/>
-        </w:rPr>
-        <w:t>）。</w:t>
-      </w:r>
-    </w:p>
-    <w:p>
-      <w:pPr/>
-      <w:r>
-        <w:rPr>
-          <w:lang w:val="zh_TW" w:bidi="zh_TW"/>
-        </w:rPr>
-      </w:r>
-      <w:r>
-        <w:rPr>
-          <w:u w:val="single"/>
-          <w:lang w:val="zh_TW" w:bidi="zh_TW"/>
-        </w:rPr>
-        <w:t>進深研究的經文段落</w:t>
-      </w:r>
-    </w:p>
-    <w:p>
-      <w:pPr/>
-      <w:r>
-        <w:rPr>
-          <w:lang w:val="zh_TW" w:bidi="zh_TW"/>
-        </w:rPr>
-      </w:r>
-      <w:hyperlink r:id="rId57">
-        <w:r>
-          <w:rPr>
-            <w:lang w:val="zh_TW" w:bidi="zh_TW"/>
-          </w:rPr>
-          <w:rPr>
-            <w:color w:val="0000EE"/>
-            <w:u w:val="single"/>
-          </w:rPr>
-          <w:t>出40:1–38</w:t>
-        </w:r>
-      </w:hyperlink>
-      <w:r>
-        <w:rPr>
-          <w:lang w:val="zh_TW" w:bidi="zh_TW"/>
-        </w:rPr>
-        <w:t>；</w:t>
-      </w:r>
-      <w:hyperlink r:id="rId58">
-        <w:r>
-          <w:rPr>
-            <w:lang w:val="zh_TW" w:bidi="zh_TW"/>
-          </w:rPr>
-          <w:rPr>
-            <w:color w:val="0000EE"/>
-            <w:u w:val="single"/>
-          </w:rPr>
-          <w:t>王上7:51–9:9</w:t>
-        </w:r>
-      </w:hyperlink>
-      <w:r>
-        <w:rPr>
-          <w:lang w:val="zh_TW" w:bidi="zh_TW"/>
-        </w:rPr>
-        <w:t>；</w:t>
-      </w:r>
-      <w:hyperlink r:id="rId59">
-        <w:r>
-          <w:rPr>
-            <w:lang w:val="zh_TW" w:bidi="zh_TW"/>
-          </w:rPr>
-          <w:rPr>
-            <w:color w:val="0000EE"/>
-            <w:u w:val="single"/>
-          </w:rPr>
-          <w:t>拉6:14–22</w:t>
-        </w:r>
-      </w:hyperlink>
-      <w:r>
-        <w:rPr>
-          <w:lang w:val="zh_TW" w:bidi="zh_TW"/>
-        </w:rPr>
-        <w:t>；</w:t>
-      </w:r>
-      <w:hyperlink r:id="rId60">
-        <w:r>
-          <w:rPr>
-            <w:lang w:val="zh_TW" w:bidi="zh_TW"/>
-          </w:rPr>
-          <w:rPr>
-            <w:color w:val="0000EE"/>
-            <w:u w:val="single"/>
-          </w:rPr>
-          <w:t>該1:8，</w:t>
-        </w:r>
-      </w:hyperlink>
-      <w:hyperlink r:id="rId61">
-        <w:r>
-          <w:rPr>
-            <w:lang w:val="zh_TW" w:bidi="zh_TW"/>
-          </w:rPr>
-          <w:rPr>
-            <w:color w:val="0000EE"/>
-            <w:u w:val="single"/>
-          </w:rPr>
-          <w:t>2:7–8</w:t>
-        </w:r>
-      </w:hyperlink>
-      <w:r>
-        <w:rPr>
-          <w:lang w:val="zh_TW" w:bidi="zh_TW"/>
-        </w:rPr>
-        <w:t>；</w:t>
-      </w:r>
-      <w:hyperlink r:id="rId62">
-        <w:r>
-          <w:rPr>
-            <w:lang w:val="zh_TW" w:bidi="zh_TW"/>
-          </w:rPr>
-          <w:rPr>
-            <w:color w:val="0000EE"/>
-            <w:u w:val="single"/>
-          </w:rPr>
-          <w:t>亞4:1–10</w:t>
-        </w:r>
-      </w:hyperlink>
-      <w:r>
-        <w:rPr>
-          <w:lang w:val="zh_TW" w:bidi="zh_TW"/>
-        </w:rPr>
-        <w:t>；</w:t>
-      </w:r>
-      <w:hyperlink r:id="rId63">
-        <w:r>
-          <w:rPr>
-            <w:lang w:val="zh_TW" w:bidi="zh_TW"/>
-          </w:rPr>
-          <w:rPr>
-            <w:color w:val="0000EE"/>
-            <w:u w:val="single"/>
-          </w:rPr>
-          <w:t>啟21:1–27</w:t>
+          <w:t>3:15</w:t>
         </w:r>
       </w:hyperlink>
       <w:r>

--- a/zht/docx/015.content.docx
+++ b/zht/docx/015.content.docx
@@ -19,7 +19,7 @@
         <w:rPr>
           <w:lang w:val="zh_TW" w:bidi="zh_TW"/>
         </w:rPr>
-        <w:t>Resource: Tyndale Open Study Notes</w:t>
+        <w:t>Resource: Aquifer Open Study Notes (Themes)</w:t>
       </w:r>
       <w:r>
         <w:rPr>
@@ -112,7 +112,7 @@
         <w:rPr>
           <w:lang w:val="zh_TW" w:bidi="zh_TW"/>
         </w:rPr>
-        <w:t>Tyndale Open Study Notes</w:t>
+        <w:t>Aquifer Open Study Notes (Themes)</w:t>
       </w:r>
     </w:p>
     <w:p>

--- a/zht/docx/015.content.docx
+++ b/zht/docx/015.content.docx
@@ -261,96 +261,60 @@
         </w:rPr>
         <w:t>許多人期盼這位王出自大衛家族，恢復大衛的王朝，並在耶路撒冷以公義與公平掌權。這樣的盼望源自神在</w:t>
       </w:r>
-      <w:hyperlink r:id="rId13">
-        <w:r>
-          <w:rPr>
-            <w:lang w:val="zh_TW" w:bidi="zh_TW"/>
-          </w:rPr>
-          <w:rPr>
-            <w:color w:val="0000EE"/>
-            <w:u w:val="single"/>
-          </w:rPr>
-          <w:t>撒母耳記下七章11至16節</w:t>
-        </w:r>
-      </w:hyperlink>
+      <w:r>
+        <w:rPr>
+          <w:lang w:val="zh_TW" w:bidi="zh_TW"/>
+        </w:rPr>
+        <w:t>撒母耳記下七章11至16節</w:t>
+      </w:r>
       <w:r>
         <w:rPr>
           <w:lang w:val="zh_TW" w:bidi="zh_TW"/>
         </w:rPr>
         <w:t>中與大衛所立的特別協議（約）。神應許大衛，他的後裔要永遠作王。隨著以色列的國勢衰退，最終滅亡，舊約的先知預言彌賽亞要來（</w:t>
       </w:r>
-      <w:hyperlink r:id="rId14">
-        <w:r>
-          <w:rPr>
-            <w:lang w:val="zh_TW" w:bidi="zh_TW"/>
-          </w:rPr>
-          <w:rPr>
-            <w:color w:val="0000EE"/>
-            <w:u w:val="single"/>
-          </w:rPr>
-          <w:t>賽9:6–7，</w:t>
-        </w:r>
-      </w:hyperlink>
-      <w:hyperlink r:id="rId15">
-        <w:r>
-          <w:rPr>
-            <w:lang w:val="zh_TW" w:bidi="zh_TW"/>
-          </w:rPr>
-          <w:rPr>
-            <w:color w:val="0000EE"/>
-            <w:u w:val="single"/>
-          </w:rPr>
-          <w:t>11:1–5</w:t>
-        </w:r>
-      </w:hyperlink>
+      <w:r>
+        <w:rPr>
+          <w:lang w:val="zh_TW" w:bidi="zh_TW"/>
+        </w:rPr>
+        <w:t>賽9:6–7，</w:t>
+      </w:r>
+      <w:r>
+        <w:rPr>
+          <w:lang w:val="zh_TW" w:bidi="zh_TW"/>
+        </w:rPr>
+        <w:t>11:1–5</w:t>
+      </w:r>
       <w:r>
         <w:rPr>
           <w:lang w:val="zh_TW" w:bidi="zh_TW"/>
         </w:rPr>
         <w:t>；</w:t>
       </w:r>
-      <w:hyperlink r:id="rId16">
-        <w:r>
-          <w:rPr>
-            <w:lang w:val="zh_TW" w:bidi="zh_TW"/>
-          </w:rPr>
-          <w:rPr>
-            <w:color w:val="0000EE"/>
-            <w:u w:val="single"/>
-          </w:rPr>
-          <w:t>耶23:5–6，</w:t>
-        </w:r>
-      </w:hyperlink>
-      <w:hyperlink r:id="rId17">
-        <w:r>
-          <w:rPr>
-            <w:lang w:val="zh_TW" w:bidi="zh_TW"/>
-          </w:rPr>
-          <w:rPr>
-            <w:color w:val="0000EE"/>
-            <w:u w:val="single"/>
-          </w:rPr>
-          <w:t>33:15–16</w:t>
-        </w:r>
-      </w:hyperlink>
+      <w:r>
+        <w:rPr>
+          <w:lang w:val="zh_TW" w:bidi="zh_TW"/>
+        </w:rPr>
+        <w:t>耶23:5–6，</w:t>
+      </w:r>
+      <w:r>
+        <w:rPr>
+          <w:lang w:val="zh_TW" w:bidi="zh_TW"/>
+        </w:rPr>
+        <w:t>33:15–16</w:t>
+      </w:r>
       <w:r>
         <w:rPr>
           <w:lang w:val="zh_TW" w:bidi="zh_TW"/>
         </w:rPr>
         <w:t>；</w:t>
       </w:r>
-      <w:hyperlink r:id="rId18">
-        <w:r>
-          <w:rPr>
-            <w:lang w:val="zh_TW" w:bidi="zh_TW"/>
-          </w:rPr>
-          <w:rPr>
-            <w:color w:val="0000EE"/>
-            <w:u w:val="single"/>
-          </w:rPr>
-          <w:t>結37:24–25</w:t>
-        </w:r>
-      </w:hyperlink>
+      <w:r>
+        <w:rPr>
+          <w:lang w:val="zh_TW" w:bidi="zh_TW"/>
+        </w:rPr>
+        <w:t>結37:24–25</w:t>
+      </w:r>
       <w:r>
         <w:rPr>
           <w:lang w:val="zh_TW" w:bidi="zh_TW"/>
@@ -371,114 +335,72 @@
         </w:rPr>
         <w:t>福音書作者特別強調耶穌就是那位應許的基督（例如，</w:t>
       </w:r>
-      <w:hyperlink r:id="rId19">
-        <w:r>
-          <w:rPr>
-            <w:lang w:val="zh_TW" w:bidi="zh_TW"/>
-          </w:rPr>
-          <w:rPr>
-            <w:color w:val="0000EE"/>
-            <w:u w:val="single"/>
-          </w:rPr>
-          <w:t>太1:21–23</w:t>
-        </w:r>
-      </w:hyperlink>
+      <w:r>
+        <w:rPr>
+          <w:lang w:val="zh_TW" w:bidi="zh_TW"/>
+        </w:rPr>
+        <w:t>太1:21–23</w:t>
+      </w:r>
       <w:r>
         <w:rPr>
           <w:lang w:val="zh_TW" w:bidi="zh_TW"/>
         </w:rPr>
         <w:t>；</w:t>
       </w:r>
-      <w:hyperlink r:id="rId20">
-        <w:r>
-          <w:rPr>
-            <w:lang w:val="zh_TW" w:bidi="zh_TW"/>
-          </w:rPr>
-          <w:rPr>
-            <w:color w:val="0000EE"/>
-            <w:u w:val="single"/>
-          </w:rPr>
-          <w:t>路1:32–33、</w:t>
-        </w:r>
-      </w:hyperlink>
-      <w:hyperlink r:id="rId21">
-        <w:r>
-          <w:rPr>
-            <w:lang w:val="zh_TW" w:bidi="zh_TW"/>
-          </w:rPr>
-          <w:rPr>
-            <w:color w:val="0000EE"/>
-            <w:u w:val="single"/>
-          </w:rPr>
-          <w:t>69–70</w:t>
-        </w:r>
-      </w:hyperlink>
+      <w:r>
+        <w:rPr>
+          <w:lang w:val="zh_TW" w:bidi="zh_TW"/>
+        </w:rPr>
+        <w:t>路1:32–33、</w:t>
+      </w:r>
+      <w:r>
+        <w:rPr>
+          <w:lang w:val="zh_TW" w:bidi="zh_TW"/>
+        </w:rPr>
+        <w:t>69–70</w:t>
+      </w:r>
       <w:r>
         <w:rPr>
           <w:lang w:val="zh_TW" w:bidi="zh_TW"/>
         </w:rPr>
         <w:t>）。然而，祂成就這些應許的方式出人意料。當彼得認出耶穌是「神所立的基督」之後，耶穌就開始教導基督必須受苦的事（</w:t>
       </w:r>
-      <w:hyperlink r:id="rId22">
-        <w:r>
-          <w:rPr>
-            <w:lang w:val="zh_TW" w:bidi="zh_TW"/>
-          </w:rPr>
-          <w:rPr>
-            <w:color w:val="0000EE"/>
-            <w:u w:val="single"/>
-          </w:rPr>
-          <w:t>路9:20–22</w:t>
-        </w:r>
-      </w:hyperlink>
+      <w:r>
+        <w:rPr>
+          <w:lang w:val="zh_TW" w:bidi="zh_TW"/>
+        </w:rPr>
+        <w:t>路9:20–22</w:t>
+      </w:r>
       <w:r>
         <w:rPr>
           <w:lang w:val="zh_TW" w:bidi="zh_TW"/>
         </w:rPr>
         <w:t>）。當耶穌最後一次靠近耶路撒冷時，群眾歡呼祂是「奉主名來的王」（</w:t>
       </w:r>
-      <w:hyperlink r:id="rId23">
-        <w:r>
-          <w:rPr>
-            <w:lang w:val="zh_TW" w:bidi="zh_TW"/>
-          </w:rPr>
-          <w:rPr>
-            <w:color w:val="0000EE"/>
-            <w:u w:val="single"/>
-          </w:rPr>
-          <w:t>路18:36–38，</w:t>
-        </w:r>
-      </w:hyperlink>
-      <w:hyperlink r:id="rId24">
-        <w:r>
-          <w:rPr>
-            <w:lang w:val="zh_TW" w:bidi="zh_TW"/>
-          </w:rPr>
-          <w:rPr>
-            <w:color w:val="0000EE"/>
-            <w:u w:val="single"/>
-          </w:rPr>
-          <w:t>19:36–38</w:t>
-        </w:r>
-      </w:hyperlink>
+      <w:r>
+        <w:rPr>
+          <w:lang w:val="zh_TW" w:bidi="zh_TW"/>
+        </w:rPr>
+        <w:t>路18:36–38，</w:t>
+      </w:r>
+      <w:r>
+        <w:rPr>
+          <w:lang w:val="zh_TW" w:bidi="zh_TW"/>
+        </w:rPr>
+        <w:t>19:36–38</w:t>
+      </w:r>
       <w:r>
         <w:rPr>
           <w:lang w:val="zh_TW" w:bidi="zh_TW"/>
         </w:rPr>
         <w:t>）。但不久之後，這些人卻轉而拒絕祂（</w:t>
       </w:r>
-      <w:hyperlink r:id="rId25">
-        <w:r>
-          <w:rPr>
-            <w:lang w:val="zh_TW" w:bidi="zh_TW"/>
-          </w:rPr>
-          <w:rPr>
-            <w:color w:val="0000EE"/>
-            <w:u w:val="single"/>
-          </w:rPr>
-          <w:t>路22:66–71</w:t>
-        </w:r>
-      </w:hyperlink>
+      <w:r>
+        <w:rPr>
+          <w:lang w:val="zh_TW" w:bidi="zh_TW"/>
+        </w:rPr>
+        <w:t>路22:66–71</w:t>
+      </w:r>
       <w:r>
         <w:rPr>
           <w:lang w:val="zh_TW" w:bidi="zh_TW"/>
@@ -497,18 +419,12 @@
         </w:rPr>
         <w:t>祂為「猶太人的王」與「基督，神所揀選的」（</w:t>
       </w:r>
-      <w:hyperlink r:id="rId26">
-        <w:r>
-          <w:rPr>
-            <w:lang w:val="zh_TW" w:bidi="zh_TW"/>
-          </w:rPr>
-          <w:rPr>
-            <w:color w:val="0000EE"/>
-            <w:u w:val="single"/>
-          </w:rPr>
-          <w:t>路23:35–39</w:t>
-        </w:r>
-      </w:hyperlink>
+      <w:r>
+        <w:rPr>
+          <w:lang w:val="zh_TW" w:bidi="zh_TW"/>
+        </w:rPr>
+        <w:t>路23:35–39</w:t>
+      </w:r>
       <w:r>
         <w:rPr>
           <w:lang w:val="zh_TW" w:bidi="zh_TW"/>
@@ -529,36 +445,24 @@
         </w:rPr>
         <w:t>正如耶穌所預言，祂在第三天從死裡復活了。祂向門徒顯現時解釋說，聖經早已預言基督（或彌賽亞）必須「這樣受害，又進入他的榮耀」（</w:t>
       </w:r>
-      <w:hyperlink r:id="rId27">
-        <w:r>
-          <w:rPr>
-            <w:lang w:val="zh_TW" w:bidi="zh_TW"/>
-          </w:rPr>
-          <w:rPr>
-            <w:color w:val="0000EE"/>
-            <w:u w:val="single"/>
-          </w:rPr>
-          <w:t>路24:26</w:t>
-        </w:r>
-      </w:hyperlink>
+      <w:r>
+        <w:rPr>
+          <w:lang w:val="zh_TW" w:bidi="zh_TW"/>
+        </w:rPr>
+        <w:t>路24:26</w:t>
+      </w:r>
       <w:r>
         <w:rPr>
           <w:lang w:val="zh_TW" w:bidi="zh_TW"/>
         </w:rPr>
         <w:t>）。耶穌的死與復活，證實祂真是那位基督。祂的死帶來「悔改、赦罪」（</w:t>
       </w:r>
-      <w:hyperlink r:id="rId28">
-        <w:r>
-          <w:rPr>
-            <w:lang w:val="zh_TW" w:bidi="zh_TW"/>
-          </w:rPr>
-          <w:rPr>
-            <w:color w:val="0000EE"/>
-            <w:u w:val="single"/>
-          </w:rPr>
-          <w:t>24:46–47</w:t>
-        </w:r>
-      </w:hyperlink>
+      <w:r>
+        <w:rPr>
+          <w:lang w:val="zh_TW" w:bidi="zh_TW"/>
+        </w:rPr>
+        <w:t>24:46–47</w:t>
+      </w:r>
       <w:r>
         <w:rPr>
           <w:lang w:val="zh_TW" w:bidi="zh_TW"/>
@@ -588,126 +492,78 @@
           <w:lang w:val="zh_TW" w:bidi="zh_TW"/>
         </w:rPr>
       </w:r>
-      <w:hyperlink r:id="rId13">
-        <w:r>
-          <w:rPr>
-            <w:lang w:val="zh_TW" w:bidi="zh_TW"/>
-          </w:rPr>
-          <w:rPr>
-            <w:color w:val="0000EE"/>
-            <w:u w:val="single"/>
-          </w:rPr>
-          <w:t>撒下7:11–16</w:t>
-        </w:r>
-      </w:hyperlink>
+      <w:r>
+        <w:rPr>
+          <w:lang w:val="zh_TW" w:bidi="zh_TW"/>
+        </w:rPr>
+        <w:t>撒下7:11–16</w:t>
+      </w:r>
       <w:r>
         <w:rPr>
           <w:lang w:val="zh_TW" w:bidi="zh_TW"/>
         </w:rPr>
         <w:t>；</w:t>
       </w:r>
-      <w:hyperlink r:id="rId14">
-        <w:r>
-          <w:rPr>
-            <w:lang w:val="zh_TW" w:bidi="zh_TW"/>
-          </w:rPr>
-          <w:rPr>
-            <w:color w:val="0000EE"/>
-            <w:u w:val="single"/>
-          </w:rPr>
-          <w:t>賽9:6–7，</w:t>
-        </w:r>
-      </w:hyperlink>
-      <w:hyperlink r:id="rId15">
-        <w:r>
-          <w:rPr>
-            <w:lang w:val="zh_TW" w:bidi="zh_TW"/>
-          </w:rPr>
-          <w:rPr>
-            <w:color w:val="0000EE"/>
-            <w:u w:val="single"/>
-          </w:rPr>
-          <w:t>11:1–5</w:t>
-        </w:r>
-      </w:hyperlink>
+      <w:r>
+        <w:rPr>
+          <w:lang w:val="zh_TW" w:bidi="zh_TW"/>
+        </w:rPr>
+        <w:t>賽9:6–7，</w:t>
+      </w:r>
+      <w:r>
+        <w:rPr>
+          <w:lang w:val="zh_TW" w:bidi="zh_TW"/>
+        </w:rPr>
+        <w:t>11:1–5</w:t>
+      </w:r>
       <w:r>
         <w:rPr>
           <w:lang w:val="zh_TW" w:bidi="zh_TW"/>
         </w:rPr>
         <w:t>；</w:t>
       </w:r>
-      <w:hyperlink r:id="rId16">
-        <w:r>
-          <w:rPr>
-            <w:lang w:val="zh_TW" w:bidi="zh_TW"/>
-          </w:rPr>
-          <w:rPr>
-            <w:color w:val="0000EE"/>
-            <w:u w:val="single"/>
-          </w:rPr>
-          <w:t>耶23:5–6，</w:t>
-        </w:r>
-      </w:hyperlink>
-      <w:hyperlink r:id="rId17">
-        <w:r>
-          <w:rPr>
-            <w:lang w:val="zh_TW" w:bidi="zh_TW"/>
-          </w:rPr>
-          <w:rPr>
-            <w:color w:val="0000EE"/>
-            <w:u w:val="single"/>
-          </w:rPr>
-          <w:t>33:15–16</w:t>
-        </w:r>
-      </w:hyperlink>
+      <w:r>
+        <w:rPr>
+          <w:lang w:val="zh_TW" w:bidi="zh_TW"/>
+        </w:rPr>
+        <w:t>耶23:5–6，</w:t>
+      </w:r>
+      <w:r>
+        <w:rPr>
+          <w:lang w:val="zh_TW" w:bidi="zh_TW"/>
+        </w:rPr>
+        <w:t>33:15–16</w:t>
+      </w:r>
       <w:r>
         <w:rPr>
           <w:lang w:val="zh_TW" w:bidi="zh_TW"/>
         </w:rPr>
         <w:t>；</w:t>
       </w:r>
-      <w:hyperlink r:id="rId18">
-        <w:r>
-          <w:rPr>
-            <w:lang w:val="zh_TW" w:bidi="zh_TW"/>
-          </w:rPr>
-          <w:rPr>
-            <w:color w:val="0000EE"/>
-            <w:u w:val="single"/>
-          </w:rPr>
-          <w:t>結37:24–25</w:t>
-        </w:r>
-      </w:hyperlink>
+      <w:r>
+        <w:rPr>
+          <w:lang w:val="zh_TW" w:bidi="zh_TW"/>
+        </w:rPr>
+        <w:t>結37:24–25</w:t>
+      </w:r>
       <w:r>
         <w:rPr>
           <w:lang w:val="zh_TW" w:bidi="zh_TW"/>
         </w:rPr>
         <w:t>；</w:t>
       </w:r>
-      <w:hyperlink r:id="rId29">
-        <w:r>
-          <w:rPr>
-            <w:lang w:val="zh_TW" w:bidi="zh_TW"/>
-          </w:rPr>
-          <w:rPr>
-            <w:color w:val="0000EE"/>
-            <w:u w:val="single"/>
-          </w:rPr>
-          <w:t>路2:25–32，</w:t>
-        </w:r>
-      </w:hyperlink>
-      <w:hyperlink r:id="rId30">
-        <w:r>
-          <w:rPr>
-            <w:lang w:val="zh_TW" w:bidi="zh_TW"/>
-          </w:rPr>
-          <w:rPr>
-            <w:color w:val="0000EE"/>
-            <w:u w:val="single"/>
-          </w:rPr>
-          <w:t>3:15</w:t>
-        </w:r>
-      </w:hyperlink>
+      <w:r>
+        <w:rPr>
+          <w:lang w:val="zh_TW" w:bidi="zh_TW"/>
+        </w:rPr>
+        <w:t>路2:25–32，</w:t>
+      </w:r>
+      <w:r>
+        <w:rPr>
+          <w:lang w:val="zh_TW" w:bidi="zh_TW"/>
+        </w:rPr>
+        <w:t>3:15</w:t>
+      </w:r>
       <w:r>
         <w:rPr>
           <w:lang w:val="zh_TW" w:bidi="zh_TW"/>
